--- a/content/blog/tony-v-kitajskom.DZEN.docx
+++ b/content/blog/tony-v-kitajskom.DZEN.docx
@@ -420,7 +420,7 @@
           <w:sz w:val="22"/>
           <w:szCs w:val="22"/>
         </w:rPr>
-        <w:t xml:space="preserve">Возьмём слог «ма» — и пройдёмся по всем тонам. Первый тон, ровный и высокий, — 妈 (mā), «мама». Второй, восходящий, — 麻 (má), «конопля». Третий, который сначала ныряет вниз, а потом поднимается, — 马 (mǎ), «лошадь». Четвёртый, резко падающий, — 骂 (mà), «ругать».</w:t>
+        <w:t xml:space="preserve">Возьмём слог «ма» — и пройдёмся по всем тонам. Первый тон, ровный и высокий, — 妈 (mā), «мама». Второй, восходящий, — 麻 (má), «онеметь» (как «рука затекла»). Третий, который сначала ныряет вниз, а потом поднимается, — 马 (mǎ), «лошадь». Четвёртый, резко падающий, — 骂 (mà), «ругать».</w:t>
       </w:r>
     </w:p>
     <w:p>
